--- a/Collatio/0.2 Prólogo/3. Edición/Prólogo.docx
+++ b/Collatio/0.2 Prólogo/3. Edición/Prólogo.docx
@@ -15374,7 +15374,7 @@
           <w:highlight w:val="yellow"/>
           <w:lang w:val="es-ES_tradnl"/>
         </w:rPr>
-        <w:t xml:space="preserve"> 1 Sm 16:</w:t>
+        <w:t xml:space="preserve"> 1 Sm </w:t>
       </w:r>
       <w:r>
         <w:rPr>
@@ -15382,7 +15382,7 @@
           <w:highlight w:val="yellow"/>
           <w:lang w:val="es-ES_tradnl"/>
         </w:rPr>
-        <w:t>1</w:t>
+        <w:t>16:</w:t>
       </w:r>
       <w:r>
         <w:rPr>
@@ -15390,7 +15390,23 @@
           <w:highlight w:val="yellow"/>
           <w:lang w:val="es-ES_tradnl"/>
         </w:rPr>
-        <w:t>-13.</w:t>
+        <w:t>1</w:t>
+      </w:r>
+      <w:r>
+        <w:rPr>
+          <w:rFonts w:ascii="Brill" w:hAnsi="Brill"/>
+          <w:highlight w:val="yellow"/>
+          <w:lang w:val="es-ES_tradnl"/>
+        </w:rPr>
+        <w:t>-13</w:t>
+      </w:r>
+      <w:r>
+        <w:rPr>
+          <w:rFonts w:ascii="Brill" w:hAnsi="Brill"/>
+          <w:highlight w:val="yellow"/>
+          <w:lang w:val="es-ES_tradnl"/>
+        </w:rPr>
+        <w:t>.</w:t>
       </w:r>
     </w:p>
   </w:footnote>
